--- a/delete_cda.docx
+++ b/delete_cda.docx
@@ -319,7 +319,6 @@
               </w:rPr>
               <w:t xml:space="preserve">Not available through </w:t>
             </w:r>
-            <w:proofErr w:type="spellStart"/>
             <w:r>
               <w:rPr>
                 <w:rFonts w:ascii="Courier New" w:eastAsia="Times New Roman" w:hAnsi="Courier New" w:cs="Courier New"/>
@@ -328,18 +327,7 @@
                 <w:sz w:val="20"/>
                 <w:szCs w:val="20"/>
               </w:rPr>
-              <w:t>gwcbi</w:t>
-            </w:r>
-            <w:proofErr w:type="spellEnd"/>
-            <w:r>
-              <w:rPr>
-                <w:rFonts w:ascii="Courier New" w:eastAsia="Times New Roman" w:hAnsi="Courier New" w:cs="Courier New"/>
-                <w:b/>
-                <w:bCs/>
-                <w:sz w:val="20"/>
-                <w:szCs w:val="20"/>
-              </w:rPr>
-              <w:t>__operation</w:t>
+              <w:t>gwcbi__operation</w:t>
             </w:r>
           </w:p>
         </w:tc>
@@ -602,23 +590,13 @@
         </w:rPr>
         <w:t xml:space="preserve">The Read Replica feed does not contain the CDA </w:t>
       </w:r>
-      <w:proofErr w:type="spellStart"/>
-      <w:r>
-        <w:rPr>
-          <w:rFonts w:ascii="Courier New" w:eastAsia="Times New Roman" w:hAnsi="Courier New" w:cs="Courier New"/>
-          <w:sz w:val="20"/>
-          <w:szCs w:val="20"/>
-        </w:rPr>
-        <w:t>gwcbi</w:t>
-      </w:r>
-      <w:proofErr w:type="spellEnd"/>
-      <w:r>
-        <w:rPr>
-          <w:rFonts w:ascii="Courier New" w:eastAsia="Times New Roman" w:hAnsi="Courier New" w:cs="Courier New"/>
-          <w:sz w:val="20"/>
-          <w:szCs w:val="20"/>
-        </w:rPr>
-        <w:t>__operation</w:t>
+      <w:r>
+        <w:rPr>
+          <w:rFonts w:ascii="Courier New" w:eastAsia="Times New Roman" w:hAnsi="Courier New" w:cs="Courier New"/>
+          <w:sz w:val="20"/>
+          <w:szCs w:val="20"/>
+        </w:rPr>
+        <w:t>gwcbi__operation</w:t>
       </w:r>
       <w:r>
         <w:rPr>
@@ -640,23 +618,13 @@
         </w:rPr>
         <w:t xml:space="preserve">CDA behaves differently. It provides an explicit </w:t>
       </w:r>
-      <w:proofErr w:type="spellStart"/>
-      <w:r>
-        <w:rPr>
-          <w:rFonts w:ascii="Courier New" w:eastAsia="Times New Roman" w:hAnsi="Courier New" w:cs="Courier New"/>
-          <w:sz w:val="20"/>
-          <w:szCs w:val="20"/>
-        </w:rPr>
-        <w:t>gwcbi</w:t>
-      </w:r>
-      <w:proofErr w:type="spellEnd"/>
-      <w:r>
-        <w:rPr>
-          <w:rFonts w:ascii="Courier New" w:eastAsia="Times New Roman" w:hAnsi="Courier New" w:cs="Courier New"/>
-          <w:sz w:val="20"/>
-          <w:szCs w:val="20"/>
-        </w:rPr>
-        <w:t>__operation = 1</w:t>
+      <w:r>
+        <w:rPr>
+          <w:rFonts w:ascii="Courier New" w:eastAsia="Times New Roman" w:hAnsi="Courier New" w:cs="Courier New"/>
+          <w:sz w:val="20"/>
+          <w:szCs w:val="20"/>
+        </w:rPr>
+        <w:t>gwcbi__operation = 1</w:t>
       </w:r>
       <w:r>
         <w:rPr>
@@ -746,78 +714,42 @@
           <w:sz w:val="20"/>
           <w:szCs w:val="20"/>
         </w:rPr>
-        <w:t xml:space="preserve">18-Aug-2026 </w:t>
-      </w:r>
-      <w:proofErr w:type="gramStart"/>
-      <w:r>
-        <w:rPr>
-          <w:rFonts w:ascii="Courier New" w:eastAsia="Times New Roman" w:hAnsi="Courier New" w:cs="Courier New"/>
-          <w:sz w:val="20"/>
-          <w:szCs w:val="20"/>
-        </w:rPr>
-        <w:t>14:34:46  →</w:t>
-      </w:r>
-      <w:proofErr w:type="gramEnd"/>
-      <w:r>
-        <w:rPr>
-          <w:rFonts w:ascii="Courier New" w:eastAsia="Times New Roman" w:hAnsi="Courier New" w:cs="Courier New"/>
-          <w:sz w:val="20"/>
-          <w:szCs w:val="20"/>
-        </w:rPr>
-        <w:t xml:space="preserve"> operation 2 → INSERT</w:t>
-      </w:r>
-    </w:p>
-    <w:p>
-      <w:pPr>
-        <w:tabs>
-          <w:tab w:val="left" w:pos="916"/>
-          <w:tab w:val="left" w:pos="1832"/>
-          <w:tab w:val="left" w:pos="2748"/>
-          <w:tab w:val="left" w:pos="3664"/>
-          <w:tab w:val="left" w:pos="4580"/>
-          <w:tab w:val="left" w:pos="5496"/>
-          <w:tab w:val="left" w:pos="6412"/>
-          <w:tab w:val="left" w:pos="7328"/>
-          <w:tab w:val="left" w:pos="8244"/>
-          <w:tab w:val="left" w:pos="9160"/>
-          <w:tab w:val="left" w:pos="10076"/>
-          <w:tab w:val="left" w:pos="10992"/>
-          <w:tab w:val="left" w:pos="11908"/>
-          <w:tab w:val="left" w:pos="12824"/>
-          <w:tab w:val="left" w:pos="13740"/>
-          <w:tab w:val="left" w:pos="14656"/>
-        </w:tabs>
-        <w:rPr>
-          <w:rFonts w:ascii="Courier New" w:eastAsia="Times New Roman" w:hAnsi="Courier New" w:cs="Courier New"/>
-          <w:sz w:val="20"/>
-          <w:szCs w:val="20"/>
-        </w:rPr>
-      </w:pPr>
-      <w:r>
-        <w:rPr>
-          <w:rFonts w:ascii="Courier New" w:eastAsia="Times New Roman" w:hAnsi="Courier New" w:cs="Courier New"/>
-          <w:sz w:val="20"/>
-          <w:szCs w:val="20"/>
-        </w:rPr>
-        <w:t xml:space="preserve">22-Aug-2026 </w:t>
-      </w:r>
-      <w:proofErr w:type="gramStart"/>
-      <w:r>
-        <w:rPr>
-          <w:rFonts w:ascii="Courier New" w:eastAsia="Times New Roman" w:hAnsi="Courier New" w:cs="Courier New"/>
-          <w:sz w:val="20"/>
-          <w:szCs w:val="20"/>
-        </w:rPr>
-        <w:t>04:00:06  →</w:t>
-      </w:r>
-      <w:proofErr w:type="gramEnd"/>
-      <w:r>
-        <w:rPr>
-          <w:rFonts w:ascii="Courier New" w:eastAsia="Times New Roman" w:hAnsi="Courier New" w:cs="Courier New"/>
-          <w:sz w:val="20"/>
-          <w:szCs w:val="20"/>
-        </w:rPr>
-        <w:t xml:space="preserve"> operation 1 → DELETE</w:t>
+        <w:t>18-Aug-2026 14:34:46  → operation 2 → INSERT</w:t>
+      </w:r>
+    </w:p>
+    <w:p>
+      <w:pPr>
+        <w:tabs>
+          <w:tab w:val="left" w:pos="916"/>
+          <w:tab w:val="left" w:pos="1832"/>
+          <w:tab w:val="left" w:pos="2748"/>
+          <w:tab w:val="left" w:pos="3664"/>
+          <w:tab w:val="left" w:pos="4580"/>
+          <w:tab w:val="left" w:pos="5496"/>
+          <w:tab w:val="left" w:pos="6412"/>
+          <w:tab w:val="left" w:pos="7328"/>
+          <w:tab w:val="left" w:pos="8244"/>
+          <w:tab w:val="left" w:pos="9160"/>
+          <w:tab w:val="left" w:pos="10076"/>
+          <w:tab w:val="left" w:pos="10992"/>
+          <w:tab w:val="left" w:pos="11908"/>
+          <w:tab w:val="left" w:pos="12824"/>
+          <w:tab w:val="left" w:pos="13740"/>
+          <w:tab w:val="left" w:pos="14656"/>
+        </w:tabs>
+        <w:rPr>
+          <w:rFonts w:ascii="Courier New" w:eastAsia="Times New Roman" w:hAnsi="Courier New" w:cs="Courier New"/>
+          <w:sz w:val="20"/>
+          <w:szCs w:val="20"/>
+        </w:rPr>
+      </w:pPr>
+      <w:r>
+        <w:rPr>
+          <w:rFonts w:ascii="Courier New" w:eastAsia="Times New Roman" w:hAnsi="Courier New" w:cs="Courier New"/>
+          <w:sz w:val="20"/>
+          <w:szCs w:val="20"/>
+        </w:rPr>
+        <w:t>22-Aug-2026 04:00:06  → operation 1 → DELETE</w:t>
       </w:r>
     </w:p>
     <w:p>
@@ -914,78 +846,42 @@
           <w:sz w:val="20"/>
           <w:szCs w:val="20"/>
         </w:rPr>
-        <w:t xml:space="preserve">18-Aug-2026 </w:t>
-      </w:r>
-      <w:proofErr w:type="gramStart"/>
-      <w:r>
-        <w:rPr>
-          <w:rFonts w:ascii="Courier New" w:eastAsia="Times New Roman" w:hAnsi="Courier New" w:cs="Courier New"/>
-          <w:sz w:val="20"/>
-          <w:szCs w:val="20"/>
-        </w:rPr>
-        <w:t>14:35:13  →</w:t>
-      </w:r>
-      <w:proofErr w:type="gramEnd"/>
-      <w:r>
-        <w:rPr>
-          <w:rFonts w:ascii="Courier New" w:eastAsia="Times New Roman" w:hAnsi="Courier New" w:cs="Courier New"/>
-          <w:sz w:val="20"/>
-          <w:szCs w:val="20"/>
-        </w:rPr>
-        <w:t xml:space="preserve"> operation 2 → INSERT</w:t>
-      </w:r>
-    </w:p>
-    <w:p>
-      <w:pPr>
-        <w:tabs>
-          <w:tab w:val="left" w:pos="916"/>
-          <w:tab w:val="left" w:pos="1832"/>
-          <w:tab w:val="left" w:pos="2748"/>
-          <w:tab w:val="left" w:pos="3664"/>
-          <w:tab w:val="left" w:pos="4580"/>
-          <w:tab w:val="left" w:pos="5496"/>
-          <w:tab w:val="left" w:pos="6412"/>
-          <w:tab w:val="left" w:pos="7328"/>
-          <w:tab w:val="left" w:pos="8244"/>
-          <w:tab w:val="left" w:pos="9160"/>
-          <w:tab w:val="left" w:pos="10076"/>
-          <w:tab w:val="left" w:pos="10992"/>
-          <w:tab w:val="left" w:pos="11908"/>
-          <w:tab w:val="left" w:pos="12824"/>
-          <w:tab w:val="left" w:pos="13740"/>
-          <w:tab w:val="left" w:pos="14656"/>
-        </w:tabs>
-        <w:rPr>
-          <w:rFonts w:ascii="Courier New" w:eastAsia="Times New Roman" w:hAnsi="Courier New" w:cs="Courier New"/>
-          <w:sz w:val="20"/>
-          <w:szCs w:val="20"/>
-        </w:rPr>
-      </w:pPr>
-      <w:r>
-        <w:rPr>
-          <w:rFonts w:ascii="Courier New" w:eastAsia="Times New Roman" w:hAnsi="Courier New" w:cs="Courier New"/>
-          <w:sz w:val="20"/>
-          <w:szCs w:val="20"/>
-        </w:rPr>
-        <w:t xml:space="preserve">22-Aug-2026 </w:t>
-      </w:r>
-      <w:proofErr w:type="gramStart"/>
-      <w:r>
-        <w:rPr>
-          <w:rFonts w:ascii="Courier New" w:eastAsia="Times New Roman" w:hAnsi="Courier New" w:cs="Courier New"/>
-          <w:sz w:val="20"/>
-          <w:szCs w:val="20"/>
-        </w:rPr>
-        <w:t>04:00:08  →</w:t>
-      </w:r>
-      <w:proofErr w:type="gramEnd"/>
-      <w:r>
-        <w:rPr>
-          <w:rFonts w:ascii="Courier New" w:eastAsia="Times New Roman" w:hAnsi="Courier New" w:cs="Courier New"/>
-          <w:sz w:val="20"/>
-          <w:szCs w:val="20"/>
-        </w:rPr>
-        <w:t xml:space="preserve"> operation 1 → DELETE</w:t>
+        <w:t>18-Aug-2026 14:35:13  → operation 2 → INSERT</w:t>
+      </w:r>
+    </w:p>
+    <w:p>
+      <w:pPr>
+        <w:tabs>
+          <w:tab w:val="left" w:pos="916"/>
+          <w:tab w:val="left" w:pos="1832"/>
+          <w:tab w:val="left" w:pos="2748"/>
+          <w:tab w:val="left" w:pos="3664"/>
+          <w:tab w:val="left" w:pos="4580"/>
+          <w:tab w:val="left" w:pos="5496"/>
+          <w:tab w:val="left" w:pos="6412"/>
+          <w:tab w:val="left" w:pos="7328"/>
+          <w:tab w:val="left" w:pos="8244"/>
+          <w:tab w:val="left" w:pos="9160"/>
+          <w:tab w:val="left" w:pos="10076"/>
+          <w:tab w:val="left" w:pos="10992"/>
+          <w:tab w:val="left" w:pos="11908"/>
+          <w:tab w:val="left" w:pos="12824"/>
+          <w:tab w:val="left" w:pos="13740"/>
+          <w:tab w:val="left" w:pos="14656"/>
+        </w:tabs>
+        <w:rPr>
+          <w:rFonts w:ascii="Courier New" w:eastAsia="Times New Roman" w:hAnsi="Courier New" w:cs="Courier New"/>
+          <w:sz w:val="20"/>
+          <w:szCs w:val="20"/>
+        </w:rPr>
+      </w:pPr>
+      <w:r>
+        <w:rPr>
+          <w:rFonts w:ascii="Courier New" w:eastAsia="Times New Roman" w:hAnsi="Courier New" w:cs="Courier New"/>
+          <w:sz w:val="20"/>
+          <w:szCs w:val="20"/>
+        </w:rPr>
+        <w:t>22-Aug-2026 04:00:08  → operation 1 → DELETE</w:t>
       </w:r>
     </w:p>
     <w:p>
@@ -1211,23 +1107,13 @@
               </w:rPr>
               <w:t xml:space="preserve">No </w:t>
             </w:r>
-            <w:proofErr w:type="spellStart"/>
             <w:r>
               <w:rPr>
                 <w:rFonts w:ascii="Courier New" w:eastAsia="Times New Roman" w:hAnsi="Courier New" w:cs="Courier New"/>
                 <w:sz w:val="20"/>
                 <w:szCs w:val="20"/>
               </w:rPr>
-              <w:t>gwcbi</w:t>
-            </w:r>
-            <w:proofErr w:type="spellEnd"/>
-            <w:r>
-              <w:rPr>
-                <w:rFonts w:ascii="Courier New" w:eastAsia="Times New Roman" w:hAnsi="Courier New" w:cs="Courier New"/>
-                <w:sz w:val="20"/>
-                <w:szCs w:val="20"/>
-              </w:rPr>
-              <w:t>__operation</w:t>
+              <w:t>gwcbi__operation</w:t>
             </w:r>
             <w:r>
               <w:rPr>
@@ -2069,23 +1955,13 @@
           <w:szCs w:val="20"/>
         </w:rPr>
       </w:pPr>
-      <w:proofErr w:type="spellStart"/>
-      <w:r>
-        <w:rPr>
-          <w:rFonts w:ascii="Courier New" w:eastAsia="Times New Roman" w:hAnsi="Courier New" w:cs="Courier New"/>
-          <w:sz w:val="20"/>
-          <w:szCs w:val="20"/>
-        </w:rPr>
-        <w:t>gwcbi</w:t>
-      </w:r>
-      <w:proofErr w:type="spellEnd"/>
-      <w:r>
-        <w:rPr>
-          <w:rFonts w:ascii="Courier New" w:eastAsia="Times New Roman" w:hAnsi="Courier New" w:cs="Courier New"/>
-          <w:sz w:val="20"/>
-          <w:szCs w:val="20"/>
-        </w:rPr>
-        <w:t>__operation = 1</w:t>
+      <w:r>
+        <w:rPr>
+          <w:rFonts w:ascii="Courier New" w:eastAsia="Times New Roman" w:hAnsi="Courier New" w:cs="Courier New"/>
+          <w:sz w:val="20"/>
+          <w:szCs w:val="20"/>
+        </w:rPr>
+        <w:t>gwcbi__operation = 1</w:t>
       </w:r>
     </w:p>
     <w:p>
@@ -2231,18 +2107,8 @@
           <w:sz w:val="20"/>
           <w:szCs w:val="20"/>
         </w:rPr>
-        <w:t xml:space="preserve">ODS                             </w:t>
-      </w:r>
-      <w:proofErr w:type="spellStart"/>
-      <w:r>
-        <w:rPr>
-          <w:rFonts w:ascii="Courier New" w:eastAsia="Times New Roman" w:hAnsi="Courier New" w:cs="Courier New"/>
-          <w:sz w:val="20"/>
-          <w:szCs w:val="20"/>
-        </w:rPr>
-        <w:t>ODS</w:t>
-      </w:r>
-      <w:proofErr w:type="spellEnd"/>
+        <w:t>ODS                             ODS</w:t>
+      </w:r>
     </w:p>
     <w:p>
       <w:pPr>
@@ -3042,23 +2908,13 @@
         <w:lastRenderedPageBreak/>
         <w:t xml:space="preserve">CDA-not-present record as an expected delete difference when CDA history demonstrates that the latest operation is </w:t>
       </w:r>
-      <w:proofErr w:type="spellStart"/>
-      <w:r>
-        <w:rPr>
-          <w:rFonts w:ascii="Courier New" w:eastAsia="Times New Roman" w:hAnsi="Courier New" w:cs="Courier New"/>
-          <w:sz w:val="20"/>
-          <w:szCs w:val="20"/>
-        </w:rPr>
-        <w:t>gwcbi</w:t>
-      </w:r>
-      <w:proofErr w:type="spellEnd"/>
-      <w:r>
-        <w:rPr>
-          <w:rFonts w:ascii="Courier New" w:eastAsia="Times New Roman" w:hAnsi="Courier New" w:cs="Courier New"/>
-          <w:sz w:val="20"/>
-          <w:szCs w:val="20"/>
-        </w:rPr>
-        <w:t>__operation = 1</w:t>
+      <w:r>
+        <w:rPr>
+          <w:rFonts w:ascii="Courier New" w:eastAsia="Times New Roman" w:hAnsi="Courier New" w:cs="Courier New"/>
+          <w:sz w:val="20"/>
+          <w:szCs w:val="20"/>
+        </w:rPr>
+        <w:t>gwcbi__operation = 1</w:t>
       </w:r>
       <w:r>
         <w:rPr>
@@ -3066,11 +2922,1401 @@
         </w:rPr>
         <w:t>.</w:t>
       </w:r>
-    </w:p>
-    <w:p>
+      <w:r>
+        <w:rPr>
+          <w:rFonts w:ascii="Times New Roman" w:eastAsia="Times New Roman" w:hAnsi="Times New Roman" w:cs="Times New Roman"/>
+        </w:rPr>
+        <w:t>---</w:t>
+      </w:r>
+    </w:p>
+    <w:p>
+      <w:pPr>
+        <w:spacing w:before="100" w:beforeAutospacing="1" w:afterAutospacing="1"/>
+        <w:rPr>
+          <w:rFonts w:ascii="Times New Roman" w:eastAsia="Times New Roman" w:hAnsi="Times New Roman" w:cs="Times New Roman"/>
+        </w:rPr>
+      </w:pPr>
+    </w:p>
+    <w:p>
+      <w:pPr>
+        <w:spacing w:before="100" w:beforeAutospacing="1" w:afterAutospacing="1"/>
+        <w:rPr>
+          <w:rFonts w:ascii="Times New Roman" w:eastAsia="Times New Roman" w:hAnsi="Times New Roman" w:cs="Times New Roman"/>
+        </w:rPr>
+      </w:pPr>
+    </w:p>
+    <w:p>
+      <w:pPr>
+        <w:spacing w:before="100" w:beforeAutospacing="1" w:after="100" w:afterAutospacing="1"/>
+        <w:rPr>
+          <w:rFonts w:ascii="Times New Roman" w:eastAsia="Times New Roman" w:hAnsi="Times New Roman" w:cs="Times New Roman"/>
+        </w:rPr>
+      </w:pPr>
+      <w:r>
+        <w:rPr>
+          <w:rFonts w:ascii="Times New Roman" w:eastAsia="Times New Roman" w:hAnsi="Times New Roman" w:cs="Times New Roman"/>
+        </w:rPr>
+        <w:t xml:space="preserve">During Read Replica vs CDA reconciliation testing, we have identified a behavioural difference in how </w:t>
+      </w:r>
+      <w:r>
+        <w:rPr>
+          <w:rFonts w:ascii="Times New Roman" w:eastAsia="Times New Roman" w:hAnsi="Times New Roman" w:cs="Times New Roman"/>
+          <w:b/>
+          <w:bCs/>
+        </w:rPr>
+        <w:t>source-deleted records are represented in ODS and the current view</w:t>
+      </w:r>
+      <w:r>
+        <w:rPr>
+          <w:rFonts w:ascii="Times New Roman" w:eastAsia="Times New Roman" w:hAnsi="Times New Roman" w:cs="Times New Roman"/>
+        </w:rPr>
+        <w:t>. We need design/downstream confirmation on whether this difference is expected and acceptable.</w:t>
+      </w:r>
+    </w:p>
+    <w:p>
+      <w:pPr>
+        <w:spacing w:before="100" w:beforeAutospacing="1" w:after="100" w:afterAutospacing="1"/>
+        <w:rPr>
+          <w:rFonts w:ascii="Times New Roman" w:eastAsia="Times New Roman" w:hAnsi="Times New Roman" w:cs="Times New Roman"/>
+        </w:rPr>
+      </w:pPr>
+      <w:r>
+        <w:rPr>
+          <w:rFonts w:ascii="Times New Roman" w:eastAsia="Times New Roman" w:hAnsi="Times New Roman" w:cs="Times New Roman"/>
+          <w:b/>
+          <w:bCs/>
+        </w:rPr>
+        <w:t>Testing observation</w:t>
+      </w:r>
+    </w:p>
+    <w:p>
+      <w:pPr>
+        <w:spacing w:before="100" w:beforeAutospacing="1" w:after="100" w:afterAutospacing="1"/>
+        <w:rPr>
+          <w:rFonts w:ascii="Times New Roman" w:eastAsia="Times New Roman" w:hAnsi="Times New Roman" w:cs="Times New Roman"/>
+        </w:rPr>
+      </w:pPr>
+      <w:r>
+        <w:rPr>
+          <w:rFonts w:ascii="Times New Roman" w:eastAsia="Times New Roman" w:hAnsi="Times New Roman" w:cs="Times New Roman"/>
+        </w:rPr>
+        <w:t xml:space="preserve">For the sample records </w:t>
+      </w:r>
+      <w:r>
+        <w:rPr>
+          <w:rFonts w:ascii="Courier New" w:eastAsia="Times New Roman" w:hAnsi="Courier New" w:cs="Courier New"/>
+          <w:sz w:val="20"/>
+          <w:szCs w:val="20"/>
+        </w:rPr>
+        <w:t>144107</w:t>
+      </w:r>
+      <w:r>
+        <w:rPr>
+          <w:rFonts w:ascii="Times New Roman" w:eastAsia="Times New Roman" w:hAnsi="Times New Roman" w:cs="Times New Roman"/>
+        </w:rPr>
+        <w:t xml:space="preserve"> and </w:t>
+      </w:r>
+      <w:r>
+        <w:rPr>
+          <w:rFonts w:ascii="Courier New" w:eastAsia="Times New Roman" w:hAnsi="Courier New" w:cs="Courier New"/>
+          <w:sz w:val="20"/>
+          <w:szCs w:val="20"/>
+        </w:rPr>
+        <w:t>144108</w:t>
+      </w:r>
+      <w:r>
+        <w:rPr>
+          <w:rFonts w:ascii="Times New Roman" w:eastAsia="Times New Roman" w:hAnsi="Times New Roman" w:cs="Times New Roman"/>
+        </w:rPr>
+        <w:t>, CDA history shows the following lifecycle:</w:t>
+      </w:r>
+    </w:p>
+    <w:p>
+      <w:pPr>
+        <w:tabs>
+          <w:tab w:val="left" w:pos="916"/>
+          <w:tab w:val="left" w:pos="1832"/>
+          <w:tab w:val="left" w:pos="2748"/>
+          <w:tab w:val="left" w:pos="3664"/>
+          <w:tab w:val="left" w:pos="4580"/>
+          <w:tab w:val="left" w:pos="5496"/>
+          <w:tab w:val="left" w:pos="6412"/>
+          <w:tab w:val="left" w:pos="7328"/>
+          <w:tab w:val="left" w:pos="8244"/>
+          <w:tab w:val="left" w:pos="9160"/>
+          <w:tab w:val="left" w:pos="10076"/>
+          <w:tab w:val="left" w:pos="10992"/>
+          <w:tab w:val="left" w:pos="11908"/>
+          <w:tab w:val="left" w:pos="12824"/>
+          <w:tab w:val="left" w:pos="13740"/>
+          <w:tab w:val="left" w:pos="14656"/>
+        </w:tabs>
+        <w:rPr>
+          <w:rFonts w:ascii="Courier New" w:eastAsia="Times New Roman" w:hAnsi="Courier New" w:cs="Courier New"/>
+          <w:sz w:val="20"/>
+          <w:szCs w:val="20"/>
+        </w:rPr>
+      </w:pPr>
+      <w:r>
+        <w:rPr>
+          <w:rFonts w:ascii="Courier New" w:eastAsia="Times New Roman" w:hAnsi="Courier New" w:cs="Courier New"/>
+          <w:sz w:val="20"/>
+          <w:szCs w:val="20"/>
+        </w:rPr>
+        <w:t>ID 144107</w:t>
+      </w:r>
+    </w:p>
+    <w:p>
+      <w:pPr>
+        <w:tabs>
+          <w:tab w:val="left" w:pos="916"/>
+          <w:tab w:val="left" w:pos="1832"/>
+          <w:tab w:val="left" w:pos="2748"/>
+          <w:tab w:val="left" w:pos="3664"/>
+          <w:tab w:val="left" w:pos="4580"/>
+          <w:tab w:val="left" w:pos="5496"/>
+          <w:tab w:val="left" w:pos="6412"/>
+          <w:tab w:val="left" w:pos="7328"/>
+          <w:tab w:val="left" w:pos="8244"/>
+          <w:tab w:val="left" w:pos="9160"/>
+          <w:tab w:val="left" w:pos="10076"/>
+          <w:tab w:val="left" w:pos="10992"/>
+          <w:tab w:val="left" w:pos="11908"/>
+          <w:tab w:val="left" w:pos="12824"/>
+          <w:tab w:val="left" w:pos="13740"/>
+          <w:tab w:val="left" w:pos="14656"/>
+        </w:tabs>
+        <w:rPr>
+          <w:rFonts w:ascii="Courier New" w:eastAsia="Times New Roman" w:hAnsi="Courier New" w:cs="Courier New"/>
+          <w:sz w:val="20"/>
+          <w:szCs w:val="20"/>
+        </w:rPr>
+      </w:pPr>
+      <w:r>
+        <w:rPr>
+          <w:rFonts w:ascii="Courier New" w:eastAsia="Times New Roman" w:hAnsi="Courier New" w:cs="Courier New"/>
+          <w:sz w:val="20"/>
+          <w:szCs w:val="20"/>
+        </w:rPr>
+        <w:t>18-Aug-2026 → Operation 2 (INSERT)</w:t>
+      </w:r>
+    </w:p>
+    <w:p>
+      <w:pPr>
+        <w:tabs>
+          <w:tab w:val="left" w:pos="916"/>
+          <w:tab w:val="left" w:pos="1832"/>
+          <w:tab w:val="left" w:pos="2748"/>
+          <w:tab w:val="left" w:pos="3664"/>
+          <w:tab w:val="left" w:pos="4580"/>
+          <w:tab w:val="left" w:pos="5496"/>
+          <w:tab w:val="left" w:pos="6412"/>
+          <w:tab w:val="left" w:pos="7328"/>
+          <w:tab w:val="left" w:pos="8244"/>
+          <w:tab w:val="left" w:pos="9160"/>
+          <w:tab w:val="left" w:pos="10076"/>
+          <w:tab w:val="left" w:pos="10992"/>
+          <w:tab w:val="left" w:pos="11908"/>
+          <w:tab w:val="left" w:pos="12824"/>
+          <w:tab w:val="left" w:pos="13740"/>
+          <w:tab w:val="left" w:pos="14656"/>
+        </w:tabs>
+        <w:rPr>
+          <w:rFonts w:ascii="Courier New" w:eastAsia="Times New Roman" w:hAnsi="Courier New" w:cs="Courier New"/>
+          <w:sz w:val="20"/>
+          <w:szCs w:val="20"/>
+        </w:rPr>
+      </w:pPr>
+      <w:r>
+        <w:rPr>
+          <w:rFonts w:ascii="Courier New" w:eastAsia="Times New Roman" w:hAnsi="Courier New" w:cs="Courier New"/>
+          <w:sz w:val="20"/>
+          <w:szCs w:val="20"/>
+        </w:rPr>
+        <w:t>22-Aug-2026 → Operation 1 (DELETE)</w:t>
+      </w:r>
+    </w:p>
+    <w:p>
+      <w:pPr>
+        <w:tabs>
+          <w:tab w:val="left" w:pos="916"/>
+          <w:tab w:val="left" w:pos="1832"/>
+          <w:tab w:val="left" w:pos="2748"/>
+          <w:tab w:val="left" w:pos="3664"/>
+          <w:tab w:val="left" w:pos="4580"/>
+          <w:tab w:val="left" w:pos="5496"/>
+          <w:tab w:val="left" w:pos="6412"/>
+          <w:tab w:val="left" w:pos="7328"/>
+          <w:tab w:val="left" w:pos="8244"/>
+          <w:tab w:val="left" w:pos="9160"/>
+          <w:tab w:val="left" w:pos="10076"/>
+          <w:tab w:val="left" w:pos="10992"/>
+          <w:tab w:val="left" w:pos="11908"/>
+          <w:tab w:val="left" w:pos="12824"/>
+          <w:tab w:val="left" w:pos="13740"/>
+          <w:tab w:val="left" w:pos="14656"/>
+        </w:tabs>
+        <w:rPr>
+          <w:rFonts w:ascii="Courier New" w:eastAsia="Times New Roman" w:hAnsi="Courier New" w:cs="Courier New"/>
+          <w:sz w:val="20"/>
+          <w:szCs w:val="20"/>
+        </w:rPr>
+      </w:pPr>
+    </w:p>
+    <w:p>
+      <w:pPr>
+        <w:tabs>
+          <w:tab w:val="left" w:pos="916"/>
+          <w:tab w:val="left" w:pos="1832"/>
+          <w:tab w:val="left" w:pos="2748"/>
+          <w:tab w:val="left" w:pos="3664"/>
+          <w:tab w:val="left" w:pos="4580"/>
+          <w:tab w:val="left" w:pos="5496"/>
+          <w:tab w:val="left" w:pos="6412"/>
+          <w:tab w:val="left" w:pos="7328"/>
+          <w:tab w:val="left" w:pos="8244"/>
+          <w:tab w:val="left" w:pos="9160"/>
+          <w:tab w:val="left" w:pos="10076"/>
+          <w:tab w:val="left" w:pos="10992"/>
+          <w:tab w:val="left" w:pos="11908"/>
+          <w:tab w:val="left" w:pos="12824"/>
+          <w:tab w:val="left" w:pos="13740"/>
+          <w:tab w:val="left" w:pos="14656"/>
+        </w:tabs>
+        <w:rPr>
+          <w:rFonts w:ascii="Courier New" w:eastAsia="Times New Roman" w:hAnsi="Courier New" w:cs="Courier New"/>
+          <w:sz w:val="20"/>
+          <w:szCs w:val="20"/>
+        </w:rPr>
+      </w:pPr>
+      <w:r>
+        <w:rPr>
+          <w:rFonts w:ascii="Courier New" w:eastAsia="Times New Roman" w:hAnsi="Courier New" w:cs="Courier New"/>
+          <w:sz w:val="20"/>
+          <w:szCs w:val="20"/>
+        </w:rPr>
+        <w:t>ID 144108</w:t>
+      </w:r>
+    </w:p>
+    <w:p>
+      <w:pPr>
+        <w:tabs>
+          <w:tab w:val="left" w:pos="916"/>
+          <w:tab w:val="left" w:pos="1832"/>
+          <w:tab w:val="left" w:pos="2748"/>
+          <w:tab w:val="left" w:pos="3664"/>
+          <w:tab w:val="left" w:pos="4580"/>
+          <w:tab w:val="left" w:pos="5496"/>
+          <w:tab w:val="left" w:pos="6412"/>
+          <w:tab w:val="left" w:pos="7328"/>
+          <w:tab w:val="left" w:pos="8244"/>
+          <w:tab w:val="left" w:pos="9160"/>
+          <w:tab w:val="left" w:pos="10076"/>
+          <w:tab w:val="left" w:pos="10992"/>
+          <w:tab w:val="left" w:pos="11908"/>
+          <w:tab w:val="left" w:pos="12824"/>
+          <w:tab w:val="left" w:pos="13740"/>
+          <w:tab w:val="left" w:pos="14656"/>
+        </w:tabs>
+        <w:rPr>
+          <w:rFonts w:ascii="Courier New" w:eastAsia="Times New Roman" w:hAnsi="Courier New" w:cs="Courier New"/>
+          <w:sz w:val="20"/>
+          <w:szCs w:val="20"/>
+        </w:rPr>
+      </w:pPr>
+      <w:r>
+        <w:rPr>
+          <w:rFonts w:ascii="Courier New" w:eastAsia="Times New Roman" w:hAnsi="Courier New" w:cs="Courier New"/>
+          <w:sz w:val="20"/>
+          <w:szCs w:val="20"/>
+        </w:rPr>
+        <w:t>18-Aug-2026 → Operation 2 (INSERT)</w:t>
+      </w:r>
+    </w:p>
+    <w:p>
+      <w:pPr>
+        <w:tabs>
+          <w:tab w:val="left" w:pos="916"/>
+          <w:tab w:val="left" w:pos="1832"/>
+          <w:tab w:val="left" w:pos="2748"/>
+          <w:tab w:val="left" w:pos="3664"/>
+          <w:tab w:val="left" w:pos="4580"/>
+          <w:tab w:val="left" w:pos="5496"/>
+          <w:tab w:val="left" w:pos="6412"/>
+          <w:tab w:val="left" w:pos="7328"/>
+          <w:tab w:val="left" w:pos="8244"/>
+          <w:tab w:val="left" w:pos="9160"/>
+          <w:tab w:val="left" w:pos="10076"/>
+          <w:tab w:val="left" w:pos="10992"/>
+          <w:tab w:val="left" w:pos="11908"/>
+          <w:tab w:val="left" w:pos="12824"/>
+          <w:tab w:val="left" w:pos="13740"/>
+          <w:tab w:val="left" w:pos="14656"/>
+        </w:tabs>
+        <w:rPr>
+          <w:rFonts w:ascii="Courier New" w:eastAsia="Times New Roman" w:hAnsi="Courier New" w:cs="Courier New"/>
+          <w:sz w:val="20"/>
+          <w:szCs w:val="20"/>
+        </w:rPr>
+      </w:pPr>
+      <w:r>
+        <w:rPr>
+          <w:rFonts w:ascii="Courier New" w:eastAsia="Times New Roman" w:hAnsi="Courier New" w:cs="Courier New"/>
+          <w:sz w:val="20"/>
+          <w:szCs w:val="20"/>
+        </w:rPr>
+        <w:t>22-Aug-2026 → Operation 1 (DELETE)</w:t>
+      </w:r>
+    </w:p>
+    <w:p>
+      <w:pPr>
+        <w:spacing w:before="100" w:beforeAutospacing="1" w:after="100" w:afterAutospacing="1"/>
+        <w:rPr>
+          <w:rFonts w:ascii="Times New Roman" w:eastAsia="Times New Roman" w:hAnsi="Times New Roman" w:cs="Times New Roman"/>
+        </w:rPr>
+      </w:pPr>
+      <w:r>
+        <w:rPr>
+          <w:rFonts w:ascii="Times New Roman" w:eastAsia="Times New Roman" w:hAnsi="Times New Roman" w:cs="Times New Roman"/>
+        </w:rPr>
+        <w:t>Both records were initially inserted and subsequently deleted.</w:t>
+      </w:r>
+    </w:p>
+    <w:p>
+      <w:pPr>
+        <w:spacing w:before="100" w:beforeAutospacing="1" w:after="100" w:afterAutospacing="1"/>
+        <w:rPr>
+          <w:rFonts w:ascii="Times New Roman" w:eastAsia="Times New Roman" w:hAnsi="Times New Roman" w:cs="Times New Roman"/>
+        </w:rPr>
+      </w:pPr>
+      <w:r>
+        <w:rPr>
+          <w:rFonts w:ascii="Times New Roman" w:eastAsia="Times New Roman" w:hAnsi="Times New Roman" w:cs="Times New Roman"/>
+        </w:rPr>
+        <w:t xml:space="preserve">In the </w:t>
+      </w:r>
+      <w:r>
+        <w:rPr>
+          <w:rFonts w:ascii="Times New Roman" w:eastAsia="Times New Roman" w:hAnsi="Times New Roman" w:cs="Times New Roman"/>
+          <w:b/>
+          <w:bCs/>
+        </w:rPr>
+        <w:t>CDA implementation</w:t>
+      </w:r>
+      <w:r>
+        <w:rPr>
+          <w:rFonts w:ascii="Times New Roman" w:eastAsia="Times New Roman" w:hAnsi="Times New Roman" w:cs="Times New Roman"/>
+        </w:rPr>
+        <w:t xml:space="preserve">, the delete is explicitly available as </w:t>
+      </w:r>
+      <w:r>
+        <w:rPr>
+          <w:rFonts w:ascii="Courier New" w:eastAsia="Times New Roman" w:hAnsi="Courier New" w:cs="Courier New"/>
+          <w:sz w:val="20"/>
+          <w:szCs w:val="20"/>
+        </w:rPr>
+        <w:t>gwcbi__operation = 1</w:t>
+      </w:r>
+      <w:r>
+        <w:rPr>
+          <w:rFonts w:ascii="Times New Roman" w:eastAsia="Times New Roman" w:hAnsi="Times New Roman" w:cs="Times New Roman"/>
+        </w:rPr>
+        <w:t>. Following processing of the delete, the records are no longer present in the CDA current ODS view.</w:t>
+      </w:r>
+    </w:p>
+    <w:p>
+      <w:pPr>
+        <w:spacing w:before="100" w:beforeAutospacing="1" w:after="100" w:afterAutospacing="1"/>
+        <w:rPr>
+          <w:rFonts w:ascii="Times New Roman" w:eastAsia="Times New Roman" w:hAnsi="Times New Roman" w:cs="Times New Roman"/>
+        </w:rPr>
+      </w:pPr>
+      <w:r>
+        <w:rPr>
+          <w:rFonts w:ascii="Times New Roman" w:eastAsia="Times New Roman" w:hAnsi="Times New Roman" w:cs="Times New Roman"/>
+        </w:rPr>
+        <w:t xml:space="preserve">However, in the </w:t>
+      </w:r>
+      <w:r>
+        <w:rPr>
+          <w:rFonts w:ascii="Times New Roman" w:eastAsia="Times New Roman" w:hAnsi="Times New Roman" w:cs="Times New Roman"/>
+          <w:b/>
+          <w:bCs/>
+        </w:rPr>
+        <w:t>existing Read Replica implementation</w:t>
+      </w:r>
+      <w:r>
+        <w:rPr>
+          <w:rFonts w:ascii="Times New Roman" w:eastAsia="Times New Roman" w:hAnsi="Times New Roman" w:cs="Times New Roman"/>
+        </w:rPr>
+        <w:t xml:space="preserve">, the same records continue to be present in the current ODS view. Read Replica does not have the equivalent </w:t>
+      </w:r>
+      <w:r>
+        <w:rPr>
+          <w:rFonts w:ascii="Courier New" w:eastAsia="Times New Roman" w:hAnsi="Courier New" w:cs="Courier New"/>
+          <w:sz w:val="20"/>
+          <w:szCs w:val="20"/>
+        </w:rPr>
+        <w:t>gwcbi__operation</w:t>
+      </w:r>
+      <w:r>
+        <w:rPr>
+          <w:rFonts w:ascii="Times New Roman" w:eastAsia="Times New Roman" w:hAnsi="Times New Roman" w:cs="Times New Roman"/>
+        </w:rPr>
+        <w:t xml:space="preserve"> metadata to explicitly identify this source deletion.</w:t>
+      </w:r>
+    </w:p>
+    <w:p>
+      <w:pPr>
+        <w:spacing w:before="100" w:beforeAutospacing="1" w:after="100" w:afterAutospacing="1"/>
+        <w:rPr>
+          <w:rFonts w:ascii="Times New Roman" w:eastAsia="Times New Roman" w:hAnsi="Times New Roman" w:cs="Times New Roman"/>
+        </w:rPr>
+      </w:pPr>
+      <w:r>
+        <w:rPr>
+          <w:rFonts w:ascii="Times New Roman" w:eastAsia="Times New Roman" w:hAnsi="Times New Roman" w:cs="Times New Roman"/>
+        </w:rPr>
+        <w:t>Therefore, testing currently observes:</w:t>
+      </w:r>
+    </w:p>
+    <w:p>
+      <w:pPr>
+        <w:tabs>
+          <w:tab w:val="left" w:pos="916"/>
+          <w:tab w:val="left" w:pos="1832"/>
+          <w:tab w:val="left" w:pos="2748"/>
+          <w:tab w:val="left" w:pos="3664"/>
+          <w:tab w:val="left" w:pos="4580"/>
+          <w:tab w:val="left" w:pos="5496"/>
+          <w:tab w:val="left" w:pos="6412"/>
+          <w:tab w:val="left" w:pos="7328"/>
+          <w:tab w:val="left" w:pos="8244"/>
+          <w:tab w:val="left" w:pos="9160"/>
+          <w:tab w:val="left" w:pos="10076"/>
+          <w:tab w:val="left" w:pos="10992"/>
+          <w:tab w:val="left" w:pos="11908"/>
+          <w:tab w:val="left" w:pos="12824"/>
+          <w:tab w:val="left" w:pos="13740"/>
+          <w:tab w:val="left" w:pos="14656"/>
+        </w:tabs>
+        <w:rPr>
+          <w:rFonts w:ascii="Courier New" w:eastAsia="Times New Roman" w:hAnsi="Courier New" w:cs="Courier New"/>
+          <w:sz w:val="20"/>
+          <w:szCs w:val="20"/>
+        </w:rPr>
+      </w:pPr>
+      <w:r>
+        <w:rPr>
+          <w:rFonts w:ascii="Courier New" w:eastAsia="Times New Roman" w:hAnsi="Courier New" w:cs="Courier New"/>
+          <w:sz w:val="20"/>
+          <w:szCs w:val="20"/>
+        </w:rPr>
+        <w:t xml:space="preserve">                         Read Replica       CDA</w:t>
+      </w:r>
+    </w:p>
+    <w:p>
+      <w:pPr>
+        <w:tabs>
+          <w:tab w:val="left" w:pos="916"/>
+          <w:tab w:val="left" w:pos="1832"/>
+          <w:tab w:val="left" w:pos="2748"/>
+          <w:tab w:val="left" w:pos="3664"/>
+          <w:tab w:val="left" w:pos="4580"/>
+          <w:tab w:val="left" w:pos="5496"/>
+          <w:tab w:val="left" w:pos="6412"/>
+          <w:tab w:val="left" w:pos="7328"/>
+          <w:tab w:val="left" w:pos="8244"/>
+          <w:tab w:val="left" w:pos="9160"/>
+          <w:tab w:val="left" w:pos="10076"/>
+          <w:tab w:val="left" w:pos="10992"/>
+          <w:tab w:val="left" w:pos="11908"/>
+          <w:tab w:val="left" w:pos="12824"/>
+          <w:tab w:val="left" w:pos="13740"/>
+          <w:tab w:val="left" w:pos="14656"/>
+        </w:tabs>
+        <w:rPr>
+          <w:rFonts w:ascii="Courier New" w:eastAsia="Times New Roman" w:hAnsi="Courier New" w:cs="Courier New"/>
+          <w:sz w:val="20"/>
+          <w:szCs w:val="20"/>
+        </w:rPr>
+      </w:pPr>
+      <w:r>
+        <w:rPr>
+          <w:rFonts w:ascii="Courier New" w:eastAsia="Times New Roman" w:hAnsi="Courier New" w:cs="Courier New"/>
+          <w:sz w:val="20"/>
+          <w:szCs w:val="20"/>
+        </w:rPr>
+        <w:t xml:space="preserve">                         ------------       ---</w:t>
+      </w:r>
+    </w:p>
+    <w:p>
+      <w:pPr>
+        <w:tabs>
+          <w:tab w:val="left" w:pos="916"/>
+          <w:tab w:val="left" w:pos="1832"/>
+          <w:tab w:val="left" w:pos="2748"/>
+          <w:tab w:val="left" w:pos="3664"/>
+          <w:tab w:val="left" w:pos="4580"/>
+          <w:tab w:val="left" w:pos="5496"/>
+          <w:tab w:val="left" w:pos="6412"/>
+          <w:tab w:val="left" w:pos="7328"/>
+          <w:tab w:val="left" w:pos="8244"/>
+          <w:tab w:val="left" w:pos="9160"/>
+          <w:tab w:val="left" w:pos="10076"/>
+          <w:tab w:val="left" w:pos="10992"/>
+          <w:tab w:val="left" w:pos="11908"/>
+          <w:tab w:val="left" w:pos="12824"/>
+          <w:tab w:val="left" w:pos="13740"/>
+          <w:tab w:val="left" w:pos="14656"/>
+        </w:tabs>
+        <w:rPr>
+          <w:rFonts w:ascii="Courier New" w:eastAsia="Times New Roman" w:hAnsi="Courier New" w:cs="Courier New"/>
+          <w:sz w:val="20"/>
+          <w:szCs w:val="20"/>
+        </w:rPr>
+      </w:pPr>
+      <w:r>
+        <w:rPr>
+          <w:rFonts w:ascii="Courier New" w:eastAsia="Times New Roman" w:hAnsi="Courier New" w:cs="Courier New"/>
+          <w:sz w:val="20"/>
+          <w:szCs w:val="20"/>
+        </w:rPr>
+        <w:t>Record initially loaded      Yes            Yes</w:t>
+      </w:r>
+    </w:p>
+    <w:p>
+      <w:pPr>
+        <w:tabs>
+          <w:tab w:val="left" w:pos="916"/>
+          <w:tab w:val="left" w:pos="1832"/>
+          <w:tab w:val="left" w:pos="2748"/>
+          <w:tab w:val="left" w:pos="3664"/>
+          <w:tab w:val="left" w:pos="4580"/>
+          <w:tab w:val="left" w:pos="5496"/>
+          <w:tab w:val="left" w:pos="6412"/>
+          <w:tab w:val="left" w:pos="7328"/>
+          <w:tab w:val="left" w:pos="8244"/>
+          <w:tab w:val="left" w:pos="9160"/>
+          <w:tab w:val="left" w:pos="10076"/>
+          <w:tab w:val="left" w:pos="10992"/>
+          <w:tab w:val="left" w:pos="11908"/>
+          <w:tab w:val="left" w:pos="12824"/>
+          <w:tab w:val="left" w:pos="13740"/>
+          <w:tab w:val="left" w:pos="14656"/>
+        </w:tabs>
+        <w:rPr>
+          <w:rFonts w:ascii="Courier New" w:eastAsia="Times New Roman" w:hAnsi="Courier New" w:cs="Courier New"/>
+          <w:sz w:val="20"/>
+          <w:szCs w:val="20"/>
+        </w:rPr>
+      </w:pPr>
+      <w:r>
+        <w:rPr>
+          <w:rFonts w:ascii="Courier New" w:eastAsia="Times New Roman" w:hAnsi="Courier New" w:cs="Courier New"/>
+          <w:sz w:val="20"/>
+          <w:szCs w:val="20"/>
+        </w:rPr>
+        <w:t>Source subsequently deleted  Yes            Yes</w:t>
+      </w:r>
+    </w:p>
+    <w:p>
+      <w:pPr>
+        <w:tabs>
+          <w:tab w:val="left" w:pos="916"/>
+          <w:tab w:val="left" w:pos="1832"/>
+          <w:tab w:val="left" w:pos="2748"/>
+          <w:tab w:val="left" w:pos="3664"/>
+          <w:tab w:val="left" w:pos="4580"/>
+          <w:tab w:val="left" w:pos="5496"/>
+          <w:tab w:val="left" w:pos="6412"/>
+          <w:tab w:val="left" w:pos="7328"/>
+          <w:tab w:val="left" w:pos="8244"/>
+          <w:tab w:val="left" w:pos="9160"/>
+          <w:tab w:val="left" w:pos="10076"/>
+          <w:tab w:val="left" w:pos="10992"/>
+          <w:tab w:val="left" w:pos="11908"/>
+          <w:tab w:val="left" w:pos="12824"/>
+          <w:tab w:val="left" w:pos="13740"/>
+          <w:tab w:val="left" w:pos="14656"/>
+        </w:tabs>
+        <w:rPr>
+          <w:rFonts w:ascii="Courier New" w:eastAsia="Times New Roman" w:hAnsi="Courier New" w:cs="Courier New"/>
+          <w:sz w:val="20"/>
+          <w:szCs w:val="20"/>
+        </w:rPr>
+      </w:pPr>
+      <w:r>
+        <w:rPr>
+          <w:rFonts w:ascii="Courier New" w:eastAsia="Times New Roman" w:hAnsi="Courier New" w:cs="Courier New"/>
+          <w:sz w:val="20"/>
+          <w:szCs w:val="20"/>
+        </w:rPr>
+        <w:t>Explicit delete operation    No             Yes (Operation = 1)</w:t>
+      </w:r>
+    </w:p>
+    <w:p>
+      <w:pPr>
+        <w:tabs>
+          <w:tab w:val="left" w:pos="916"/>
+          <w:tab w:val="left" w:pos="1832"/>
+          <w:tab w:val="left" w:pos="2748"/>
+          <w:tab w:val="left" w:pos="3664"/>
+          <w:tab w:val="left" w:pos="4580"/>
+          <w:tab w:val="left" w:pos="5496"/>
+          <w:tab w:val="left" w:pos="6412"/>
+          <w:tab w:val="left" w:pos="7328"/>
+          <w:tab w:val="left" w:pos="8244"/>
+          <w:tab w:val="left" w:pos="9160"/>
+          <w:tab w:val="left" w:pos="10076"/>
+          <w:tab w:val="left" w:pos="10992"/>
+          <w:tab w:val="left" w:pos="11908"/>
+          <w:tab w:val="left" w:pos="12824"/>
+          <w:tab w:val="left" w:pos="13740"/>
+          <w:tab w:val="left" w:pos="14656"/>
+        </w:tabs>
+        <w:rPr>
+          <w:rFonts w:ascii="Courier New" w:eastAsia="Times New Roman" w:hAnsi="Courier New" w:cs="Courier New"/>
+          <w:sz w:val="20"/>
+          <w:szCs w:val="20"/>
+        </w:rPr>
+      </w:pPr>
+    </w:p>
+    <w:p>
+      <w:pPr>
+        <w:tabs>
+          <w:tab w:val="left" w:pos="916"/>
+          <w:tab w:val="left" w:pos="1832"/>
+          <w:tab w:val="left" w:pos="2748"/>
+          <w:tab w:val="left" w:pos="3664"/>
+          <w:tab w:val="left" w:pos="4580"/>
+          <w:tab w:val="left" w:pos="5496"/>
+          <w:tab w:val="left" w:pos="6412"/>
+          <w:tab w:val="left" w:pos="7328"/>
+          <w:tab w:val="left" w:pos="8244"/>
+          <w:tab w:val="left" w:pos="9160"/>
+          <w:tab w:val="left" w:pos="10076"/>
+          <w:tab w:val="left" w:pos="10992"/>
+          <w:tab w:val="left" w:pos="11908"/>
+          <w:tab w:val="left" w:pos="12824"/>
+          <w:tab w:val="left" w:pos="13740"/>
+          <w:tab w:val="left" w:pos="14656"/>
+        </w:tabs>
+        <w:rPr>
+          <w:rFonts w:ascii="Courier New" w:eastAsia="Times New Roman" w:hAnsi="Courier New" w:cs="Courier New"/>
+          <w:sz w:val="20"/>
+          <w:szCs w:val="20"/>
+        </w:rPr>
+      </w:pPr>
+      <w:r>
+        <w:rPr>
+          <w:rFonts w:ascii="Courier New" w:eastAsia="Times New Roman" w:hAnsi="Courier New" w:cs="Courier New"/>
+          <w:sz w:val="20"/>
+          <w:szCs w:val="20"/>
+        </w:rPr>
+        <w:t>Current ODS View:</w:t>
+      </w:r>
+    </w:p>
+    <w:p>
+      <w:pPr>
+        <w:tabs>
+          <w:tab w:val="left" w:pos="916"/>
+          <w:tab w:val="left" w:pos="1832"/>
+          <w:tab w:val="left" w:pos="2748"/>
+          <w:tab w:val="left" w:pos="3664"/>
+          <w:tab w:val="left" w:pos="4580"/>
+          <w:tab w:val="left" w:pos="5496"/>
+          <w:tab w:val="left" w:pos="6412"/>
+          <w:tab w:val="left" w:pos="7328"/>
+          <w:tab w:val="left" w:pos="8244"/>
+          <w:tab w:val="left" w:pos="9160"/>
+          <w:tab w:val="left" w:pos="10076"/>
+          <w:tab w:val="left" w:pos="10992"/>
+          <w:tab w:val="left" w:pos="11908"/>
+          <w:tab w:val="left" w:pos="12824"/>
+          <w:tab w:val="left" w:pos="13740"/>
+          <w:tab w:val="left" w:pos="14656"/>
+        </w:tabs>
+        <w:rPr>
+          <w:rFonts w:ascii="Courier New" w:eastAsia="Times New Roman" w:hAnsi="Courier New" w:cs="Courier New"/>
+          <w:sz w:val="20"/>
+          <w:szCs w:val="20"/>
+        </w:rPr>
+      </w:pPr>
+      <w:r>
+        <w:rPr>
+          <w:rFonts w:ascii="Courier New" w:eastAsia="Times New Roman" w:hAnsi="Courier New" w:cs="Courier New"/>
+          <w:sz w:val="20"/>
+          <w:szCs w:val="20"/>
+        </w:rPr>
+        <w:t>144107                       Present         Not Present</w:t>
+      </w:r>
+    </w:p>
+    <w:p>
+      <w:pPr>
+        <w:tabs>
+          <w:tab w:val="left" w:pos="916"/>
+          <w:tab w:val="left" w:pos="1832"/>
+          <w:tab w:val="left" w:pos="2748"/>
+          <w:tab w:val="left" w:pos="3664"/>
+          <w:tab w:val="left" w:pos="4580"/>
+          <w:tab w:val="left" w:pos="5496"/>
+          <w:tab w:val="left" w:pos="6412"/>
+          <w:tab w:val="left" w:pos="7328"/>
+          <w:tab w:val="left" w:pos="8244"/>
+          <w:tab w:val="left" w:pos="9160"/>
+          <w:tab w:val="left" w:pos="10076"/>
+          <w:tab w:val="left" w:pos="10992"/>
+          <w:tab w:val="left" w:pos="11908"/>
+          <w:tab w:val="left" w:pos="12824"/>
+          <w:tab w:val="left" w:pos="13740"/>
+          <w:tab w:val="left" w:pos="14656"/>
+        </w:tabs>
+        <w:rPr>
+          <w:rFonts w:ascii="Courier New" w:eastAsia="Times New Roman" w:hAnsi="Courier New" w:cs="Courier New"/>
+          <w:sz w:val="20"/>
+          <w:szCs w:val="20"/>
+        </w:rPr>
+      </w:pPr>
+      <w:r>
+        <w:rPr>
+          <w:rFonts w:ascii="Courier New" w:eastAsia="Times New Roman" w:hAnsi="Courier New" w:cs="Courier New"/>
+          <w:sz w:val="20"/>
+          <w:szCs w:val="20"/>
+        </w:rPr>
+        <w:t>144108                       Present         Not Present</w:t>
+      </w:r>
+    </w:p>
+    <w:p>
+      <w:pPr>
+        <w:spacing w:before="100" w:beforeAutospacing="1" w:after="100" w:afterAutospacing="1"/>
+        <w:rPr>
+          <w:rFonts w:ascii="Times New Roman" w:eastAsia="Times New Roman" w:hAnsi="Times New Roman" w:cs="Times New Roman"/>
+        </w:rPr>
+      </w:pPr>
+      <w:r>
+        <w:rPr>
+          <w:rFonts w:ascii="Times New Roman" w:eastAsia="Times New Roman" w:hAnsi="Times New Roman" w:cs="Times New Roman"/>
+          <w:b/>
+          <w:bCs/>
+        </w:rPr>
+        <w:t>Testing impact</w:t>
+      </w:r>
+    </w:p>
+    <w:p>
+      <w:pPr>
+        <w:spacing w:before="100" w:beforeAutospacing="1" w:after="100" w:afterAutospacing="1"/>
+        <w:rPr>
+          <w:rFonts w:ascii="Times New Roman" w:eastAsia="Times New Roman" w:hAnsi="Times New Roman" w:cs="Times New Roman"/>
+        </w:rPr>
+      </w:pPr>
+      <w:r>
+        <w:rPr>
+          <w:rFonts w:ascii="Times New Roman" w:eastAsia="Times New Roman" w:hAnsi="Times New Roman" w:cs="Times New Roman"/>
+        </w:rPr>
+        <w:t>This difference has a direct impact on our Read Replica vs CDA reconciliation.</w:t>
+      </w:r>
+    </w:p>
+    <w:p>
+      <w:pPr>
+        <w:spacing w:before="100" w:beforeAutospacing="1" w:after="100" w:afterAutospacing="1"/>
+        <w:rPr>
+          <w:rFonts w:ascii="Times New Roman" w:eastAsia="Times New Roman" w:hAnsi="Times New Roman" w:cs="Times New Roman"/>
+        </w:rPr>
+      </w:pPr>
+      <w:r>
+        <w:rPr>
+          <w:rFonts w:ascii="Times New Roman" w:eastAsia="Times New Roman" w:hAnsi="Times New Roman" w:cs="Times New Roman"/>
+        </w:rPr>
+        <w:t>For example, a straightforward current-view comparison reports:</w:t>
+      </w:r>
+    </w:p>
+    <w:p>
+      <w:pPr>
+        <w:tabs>
+          <w:tab w:val="left" w:pos="916"/>
+          <w:tab w:val="left" w:pos="1832"/>
+          <w:tab w:val="left" w:pos="2748"/>
+          <w:tab w:val="left" w:pos="3664"/>
+          <w:tab w:val="left" w:pos="4580"/>
+          <w:tab w:val="left" w:pos="5496"/>
+          <w:tab w:val="left" w:pos="6412"/>
+          <w:tab w:val="left" w:pos="7328"/>
+          <w:tab w:val="left" w:pos="8244"/>
+          <w:tab w:val="left" w:pos="9160"/>
+          <w:tab w:val="left" w:pos="10076"/>
+          <w:tab w:val="left" w:pos="10992"/>
+          <w:tab w:val="left" w:pos="11908"/>
+          <w:tab w:val="left" w:pos="12824"/>
+          <w:tab w:val="left" w:pos="13740"/>
+          <w:tab w:val="left" w:pos="14656"/>
+        </w:tabs>
+        <w:rPr>
+          <w:rFonts w:ascii="Courier New" w:eastAsia="Times New Roman" w:hAnsi="Courier New" w:cs="Courier New"/>
+          <w:sz w:val="20"/>
+          <w:szCs w:val="20"/>
+        </w:rPr>
+      </w:pPr>
+      <w:r>
+        <w:rPr>
+          <w:rFonts w:ascii="Courier New" w:eastAsia="Times New Roman" w:hAnsi="Courier New" w:cs="Courier New"/>
+          <w:sz w:val="20"/>
+          <w:szCs w:val="20"/>
+        </w:rPr>
+        <w:t>144107 → Present in Read Replica / Missing in CDA</w:t>
+      </w:r>
+    </w:p>
+    <w:p>
+      <w:pPr>
+        <w:tabs>
+          <w:tab w:val="left" w:pos="916"/>
+          <w:tab w:val="left" w:pos="1832"/>
+          <w:tab w:val="left" w:pos="2748"/>
+          <w:tab w:val="left" w:pos="3664"/>
+          <w:tab w:val="left" w:pos="4580"/>
+          <w:tab w:val="left" w:pos="5496"/>
+          <w:tab w:val="left" w:pos="6412"/>
+          <w:tab w:val="left" w:pos="7328"/>
+          <w:tab w:val="left" w:pos="8244"/>
+          <w:tab w:val="left" w:pos="9160"/>
+          <w:tab w:val="left" w:pos="10076"/>
+          <w:tab w:val="left" w:pos="10992"/>
+          <w:tab w:val="left" w:pos="11908"/>
+          <w:tab w:val="left" w:pos="12824"/>
+          <w:tab w:val="left" w:pos="13740"/>
+          <w:tab w:val="left" w:pos="14656"/>
+        </w:tabs>
+        <w:rPr>
+          <w:rFonts w:ascii="Courier New" w:eastAsia="Times New Roman" w:hAnsi="Courier New" w:cs="Courier New"/>
+          <w:sz w:val="20"/>
+          <w:szCs w:val="20"/>
+        </w:rPr>
+      </w:pPr>
+      <w:r>
+        <w:rPr>
+          <w:rFonts w:ascii="Courier New" w:eastAsia="Times New Roman" w:hAnsi="Courier New" w:cs="Courier New"/>
+          <w:sz w:val="20"/>
+          <w:szCs w:val="20"/>
+        </w:rPr>
+        <w:lastRenderedPageBreak/>
+        <w:t>144108 → Present in Read Replica / Missing in CDA</w:t>
+      </w:r>
+    </w:p>
+    <w:p>
+      <w:pPr>
+        <w:spacing w:before="100" w:beforeAutospacing="1" w:after="100" w:afterAutospacing="1"/>
+        <w:rPr>
+          <w:rFonts w:ascii="Times New Roman" w:eastAsia="Times New Roman" w:hAnsi="Times New Roman" w:cs="Times New Roman"/>
+        </w:rPr>
+      </w:pPr>
+      <w:r>
+        <w:rPr>
+          <w:rFonts w:ascii="Times New Roman" w:eastAsia="Times New Roman" w:hAnsi="Times New Roman" w:cs="Times New Roman"/>
+        </w:rPr>
+        <w:t xml:space="preserve">From a normal reconciliation perspective these would appear as </w:t>
+      </w:r>
+      <w:r>
+        <w:rPr>
+          <w:rFonts w:ascii="Times New Roman" w:eastAsia="Times New Roman" w:hAnsi="Times New Roman" w:cs="Times New Roman"/>
+          <w:b/>
+          <w:bCs/>
+        </w:rPr>
+        <w:t>“Missing in CDA” failures</w:t>
+      </w:r>
+      <w:r>
+        <w:rPr>
+          <w:rFonts w:ascii="Times New Roman" w:eastAsia="Times New Roman" w:hAnsi="Times New Roman" w:cs="Times New Roman"/>
+        </w:rPr>
+        <w:t>. However, CDA history demonstrates that these records were explicitly deleted after their original insert.</w:t>
+      </w:r>
+    </w:p>
+    <w:p>
+      <w:pPr>
+        <w:spacing w:before="100" w:beforeAutospacing="1" w:after="100" w:afterAutospacing="1"/>
+        <w:rPr>
+          <w:rFonts w:ascii="Times New Roman" w:eastAsia="Times New Roman" w:hAnsi="Times New Roman" w:cs="Times New Roman"/>
+        </w:rPr>
+      </w:pPr>
+      <w:r>
+        <w:rPr>
+          <w:rFonts w:ascii="Times New Roman" w:eastAsia="Times New Roman" w:hAnsi="Times New Roman" w:cs="Times New Roman"/>
+        </w:rPr>
+        <w:t>The same behaviour may also result in differences in:</w:t>
+      </w:r>
+    </w:p>
+    <w:p>
+      <w:pPr>
+        <w:numPr>
+          <w:ilvl w:val="0"/>
+          <w:numId w:val="1"/>
+        </w:numPr>
+        <w:spacing w:before="100" w:beforeAutospacing="1" w:after="100" w:afterAutospacing="1"/>
+        <w:rPr>
+          <w:rFonts w:ascii="Times New Roman" w:eastAsia="Times New Roman" w:hAnsi="Times New Roman" w:cs="Times New Roman"/>
+        </w:rPr>
+      </w:pPr>
+      <w:r>
+        <w:rPr>
+          <w:rFonts w:ascii="Courier New" w:eastAsia="Times New Roman" w:hAnsi="Courier New" w:cs="Courier New"/>
+          <w:b/>
+          <w:bCs/>
+          <w:sz w:val="20"/>
+          <w:szCs w:val="20"/>
+        </w:rPr>
+        <w:t>DWH_CURRENT_FLAG</w:t>
+      </w:r>
+      <w:r>
+        <w:rPr>
+          <w:rFonts w:ascii="Times New Roman" w:eastAsia="Times New Roman" w:hAnsi="Times New Roman" w:cs="Times New Roman"/>
+        </w:rPr>
+        <w:t xml:space="preserve"> – the current/non-current status of deleted records may differ between the two implementations. </w:t>
+      </w:r>
+    </w:p>
+    <w:p>
+      <w:pPr>
+        <w:numPr>
+          <w:ilvl w:val="0"/>
+          <w:numId w:val="1"/>
+        </w:numPr>
+        <w:spacing w:before="100" w:beforeAutospacing="1" w:after="100" w:afterAutospacing="1"/>
+        <w:rPr>
+          <w:rFonts w:ascii="Times New Roman" w:eastAsia="Times New Roman" w:hAnsi="Times New Roman" w:cs="Times New Roman"/>
+        </w:rPr>
+      </w:pPr>
+      <w:r>
+        <w:rPr>
+          <w:rFonts w:ascii="Times New Roman" w:eastAsia="Times New Roman" w:hAnsi="Times New Roman" w:cs="Times New Roman"/>
+          <w:b/>
+          <w:bCs/>
+        </w:rPr>
+        <w:t>Current view population</w:t>
+      </w:r>
+      <w:r>
+        <w:rPr>
+          <w:rFonts w:ascii="Times New Roman" w:eastAsia="Times New Roman" w:hAnsi="Times New Roman" w:cs="Times New Roman"/>
+        </w:rPr>
+        <w:t xml:space="preserve"> – a record may continue to exist in the Read Replica current view while being correctly excluded from the CDA current view following a CDA delete event. </w:t>
+      </w:r>
+    </w:p>
+    <w:p>
+      <w:pPr>
+        <w:numPr>
+          <w:ilvl w:val="0"/>
+          <w:numId w:val="1"/>
+        </w:numPr>
+        <w:spacing w:before="100" w:beforeAutospacing="1" w:after="100" w:afterAutospacing="1"/>
+        <w:rPr>
+          <w:rFonts w:ascii="Times New Roman" w:eastAsia="Times New Roman" w:hAnsi="Times New Roman" w:cs="Times New Roman"/>
+        </w:rPr>
+      </w:pPr>
+      <w:r>
+        <w:rPr>
+          <w:rFonts w:ascii="Times New Roman" w:eastAsia="Times New Roman" w:hAnsi="Times New Roman" w:cs="Times New Roman"/>
+          <w:b/>
+          <w:bCs/>
+        </w:rPr>
+        <w:t>Reconciliation results</w:t>
+      </w:r>
+      <w:r>
+        <w:rPr>
+          <w:rFonts w:ascii="Times New Roman" w:eastAsia="Times New Roman" w:hAnsi="Times New Roman" w:cs="Times New Roman"/>
+        </w:rPr>
+        <w:t xml:space="preserve"> – these differences could generate false “Missing in CDA” exceptions if the reconciliation only compares the current views without considering CDA delete history. </w:t>
+      </w:r>
+    </w:p>
+    <w:p>
+      <w:pPr>
+        <w:spacing w:before="100" w:beforeAutospacing="1" w:after="100" w:afterAutospacing="1"/>
+        <w:rPr>
+          <w:rFonts w:ascii="Times New Roman" w:eastAsia="Times New Roman" w:hAnsi="Times New Roman" w:cs="Times New Roman"/>
+        </w:rPr>
+      </w:pPr>
+      <w:r>
+        <w:rPr>
+          <w:rFonts w:ascii="Times New Roman" w:eastAsia="Times New Roman" w:hAnsi="Times New Roman" w:cs="Times New Roman"/>
+          <w:b/>
+          <w:bCs/>
+        </w:rPr>
+        <w:t>Design confirmation required</w:t>
+      </w:r>
+    </w:p>
+    <w:p>
+      <w:pPr>
+        <w:spacing w:before="100" w:beforeAutospacing="1" w:after="100" w:afterAutospacing="1"/>
+        <w:rPr>
+          <w:rFonts w:ascii="Times New Roman" w:eastAsia="Times New Roman" w:hAnsi="Times New Roman" w:cs="Times New Roman"/>
+        </w:rPr>
+      </w:pPr>
+      <w:r>
+        <w:rPr>
+          <w:rFonts w:ascii="Times New Roman" w:eastAsia="Times New Roman" w:hAnsi="Times New Roman" w:cs="Times New Roman"/>
+        </w:rPr>
+        <w:t>Before defining the expected test result and reconciliation rule, could the design/downstream team please confirm:</w:t>
+      </w:r>
+    </w:p>
+    <w:p>
+      <w:pPr>
+        <w:spacing w:beforeAutospacing="1" w:afterAutospacing="1"/>
+        <w:rPr>
+          <w:rFonts w:ascii="Times New Roman" w:eastAsia="Times New Roman" w:hAnsi="Times New Roman" w:cs="Times New Roman"/>
+        </w:rPr>
+      </w:pPr>
+      <w:r>
+        <w:rPr>
+          <w:rFonts w:ascii="Times New Roman" w:eastAsia="Times New Roman" w:hAnsi="Times New Roman" w:cs="Times New Roman"/>
+        </w:rPr>
+        <w:t>Is the observed difference in delete handling between the existing Read Replica implementation and CDA expected and acceptable from a downstream perspective?</w:t>
+      </w:r>
+    </w:p>
+    <w:p>
+      <w:pPr>
+        <w:spacing w:before="100" w:beforeAutospacing="1" w:after="100" w:afterAutospacing="1"/>
+        <w:rPr>
+          <w:rFonts w:ascii="Times New Roman" w:eastAsia="Times New Roman" w:hAnsi="Times New Roman" w:cs="Times New Roman"/>
+        </w:rPr>
+      </w:pPr>
+      <w:r>
+        <w:rPr>
+          <w:rFonts w:ascii="Times New Roman" w:eastAsia="Times New Roman" w:hAnsi="Times New Roman" w:cs="Times New Roman"/>
+        </w:rPr>
+        <w:t xml:space="preserve">Specifically, we need confirmation of the expected </w:t>
+      </w:r>
+      <w:r>
+        <w:rPr>
+          <w:rFonts w:ascii="Courier New" w:eastAsia="Times New Roman" w:hAnsi="Courier New" w:cs="Courier New"/>
+          <w:b/>
+          <w:bCs/>
+          <w:sz w:val="20"/>
+          <w:szCs w:val="20"/>
+        </w:rPr>
+        <w:t>DWH_CURRENT_FLAG</w:t>
+      </w:r>
+      <w:r>
+        <w:rPr>
+          <w:rFonts w:ascii="Times New Roman" w:eastAsia="Times New Roman" w:hAnsi="Times New Roman" w:cs="Times New Roman"/>
+          <w:b/>
+          <w:bCs/>
+        </w:rPr>
+        <w:t xml:space="preserve"> treatment and current-view visibility following a CDA delete</w:t>
+      </w:r>
+      <w:r>
+        <w:rPr>
+          <w:rFonts w:ascii="Times New Roman" w:eastAsia="Times New Roman" w:hAnsi="Times New Roman" w:cs="Times New Roman"/>
+        </w:rPr>
+        <w:t>.</w:t>
+      </w:r>
+    </w:p>
+    <w:p>
+      <w:pPr>
+        <w:spacing w:before="100" w:beforeAutospacing="1" w:after="100" w:afterAutospacing="1"/>
+        <w:rPr>
+          <w:rFonts w:ascii="Times New Roman" w:eastAsia="Times New Roman" w:hAnsi="Times New Roman" w:cs="Times New Roman"/>
+        </w:rPr>
+      </w:pPr>
+      <w:r>
+        <w:rPr>
+          <w:rFonts w:ascii="Times New Roman" w:eastAsia="Times New Roman" w:hAnsi="Times New Roman" w:cs="Times New Roman"/>
+        </w:rPr>
+        <w:t>If this is the intended CDA behaviour, testing will need to treat cases such as the following differently from genuine missing records:</w:t>
+      </w:r>
+    </w:p>
+    <w:p>
+      <w:pPr>
+        <w:tabs>
+          <w:tab w:val="left" w:pos="916"/>
+          <w:tab w:val="left" w:pos="1832"/>
+          <w:tab w:val="left" w:pos="2748"/>
+          <w:tab w:val="left" w:pos="3664"/>
+          <w:tab w:val="left" w:pos="4580"/>
+          <w:tab w:val="left" w:pos="5496"/>
+          <w:tab w:val="left" w:pos="6412"/>
+          <w:tab w:val="left" w:pos="7328"/>
+          <w:tab w:val="left" w:pos="8244"/>
+          <w:tab w:val="left" w:pos="9160"/>
+          <w:tab w:val="left" w:pos="10076"/>
+          <w:tab w:val="left" w:pos="10992"/>
+          <w:tab w:val="left" w:pos="11908"/>
+          <w:tab w:val="left" w:pos="12824"/>
+          <w:tab w:val="left" w:pos="13740"/>
+          <w:tab w:val="left" w:pos="14656"/>
+        </w:tabs>
+        <w:rPr>
+          <w:rFonts w:ascii="Courier New" w:eastAsia="Times New Roman" w:hAnsi="Courier New" w:cs="Courier New"/>
+          <w:sz w:val="20"/>
+          <w:szCs w:val="20"/>
+        </w:rPr>
+      </w:pPr>
+      <w:r>
+        <w:rPr>
+          <w:rFonts w:ascii="Courier New" w:eastAsia="Times New Roman" w:hAnsi="Courier New" w:cs="Courier New"/>
+          <w:sz w:val="20"/>
+          <w:szCs w:val="20"/>
+        </w:rPr>
+        <w:t>Read Replica Current View : Record Present</w:t>
+      </w:r>
+    </w:p>
+    <w:p>
+      <w:pPr>
+        <w:tabs>
+          <w:tab w:val="left" w:pos="916"/>
+          <w:tab w:val="left" w:pos="1832"/>
+          <w:tab w:val="left" w:pos="2748"/>
+          <w:tab w:val="left" w:pos="3664"/>
+          <w:tab w:val="left" w:pos="4580"/>
+          <w:tab w:val="left" w:pos="5496"/>
+          <w:tab w:val="left" w:pos="6412"/>
+          <w:tab w:val="left" w:pos="7328"/>
+          <w:tab w:val="left" w:pos="8244"/>
+          <w:tab w:val="left" w:pos="9160"/>
+          <w:tab w:val="left" w:pos="10076"/>
+          <w:tab w:val="left" w:pos="10992"/>
+          <w:tab w:val="left" w:pos="11908"/>
+          <w:tab w:val="left" w:pos="12824"/>
+          <w:tab w:val="left" w:pos="13740"/>
+          <w:tab w:val="left" w:pos="14656"/>
+        </w:tabs>
+        <w:rPr>
+          <w:rFonts w:ascii="Courier New" w:eastAsia="Times New Roman" w:hAnsi="Courier New" w:cs="Courier New"/>
+          <w:sz w:val="20"/>
+          <w:szCs w:val="20"/>
+        </w:rPr>
+      </w:pPr>
+      <w:r>
+        <w:rPr>
+          <w:rFonts w:ascii="Courier New" w:eastAsia="Times New Roman" w:hAnsi="Courier New" w:cs="Courier New"/>
+          <w:sz w:val="20"/>
+          <w:szCs w:val="20"/>
+        </w:rPr>
+        <w:t>CDA Current View          : Record Not Present</w:t>
+      </w:r>
+    </w:p>
+    <w:p>
+      <w:pPr>
+        <w:tabs>
+          <w:tab w:val="left" w:pos="916"/>
+          <w:tab w:val="left" w:pos="1832"/>
+          <w:tab w:val="left" w:pos="2748"/>
+          <w:tab w:val="left" w:pos="3664"/>
+          <w:tab w:val="left" w:pos="4580"/>
+          <w:tab w:val="left" w:pos="5496"/>
+          <w:tab w:val="left" w:pos="6412"/>
+          <w:tab w:val="left" w:pos="7328"/>
+          <w:tab w:val="left" w:pos="8244"/>
+          <w:tab w:val="left" w:pos="9160"/>
+          <w:tab w:val="left" w:pos="10076"/>
+          <w:tab w:val="left" w:pos="10992"/>
+          <w:tab w:val="left" w:pos="11908"/>
+          <w:tab w:val="left" w:pos="12824"/>
+          <w:tab w:val="left" w:pos="13740"/>
+          <w:tab w:val="left" w:pos="14656"/>
+        </w:tabs>
+        <w:rPr>
+          <w:rFonts w:ascii="Courier New" w:eastAsia="Times New Roman" w:hAnsi="Courier New" w:cs="Courier New"/>
+          <w:sz w:val="20"/>
+          <w:szCs w:val="20"/>
+        </w:rPr>
+      </w:pPr>
+      <w:r>
+        <w:rPr>
+          <w:rFonts w:ascii="Courier New" w:eastAsia="Times New Roman" w:hAnsi="Courier New" w:cs="Courier New"/>
+          <w:sz w:val="20"/>
+          <w:szCs w:val="20"/>
+        </w:rPr>
+        <w:t>CDA latest operation      : DELETE (1)</w:t>
+      </w:r>
+    </w:p>
+    <w:p>
+      <w:pPr>
+        <w:tabs>
+          <w:tab w:val="left" w:pos="916"/>
+          <w:tab w:val="left" w:pos="1832"/>
+          <w:tab w:val="left" w:pos="2748"/>
+          <w:tab w:val="left" w:pos="3664"/>
+          <w:tab w:val="left" w:pos="4580"/>
+          <w:tab w:val="left" w:pos="5496"/>
+          <w:tab w:val="left" w:pos="6412"/>
+          <w:tab w:val="left" w:pos="7328"/>
+          <w:tab w:val="left" w:pos="8244"/>
+          <w:tab w:val="left" w:pos="9160"/>
+          <w:tab w:val="left" w:pos="10076"/>
+          <w:tab w:val="left" w:pos="10992"/>
+          <w:tab w:val="left" w:pos="11908"/>
+          <w:tab w:val="left" w:pos="12824"/>
+          <w:tab w:val="left" w:pos="13740"/>
+          <w:tab w:val="left" w:pos="14656"/>
+        </w:tabs>
+        <w:rPr>
+          <w:rFonts w:ascii="Courier New" w:eastAsia="Times New Roman" w:hAnsi="Courier New" w:cs="Courier New"/>
+          <w:sz w:val="20"/>
+          <w:szCs w:val="20"/>
+        </w:rPr>
+      </w:pPr>
+    </w:p>
+    <w:p>
+      <w:pPr>
+        <w:tabs>
+          <w:tab w:val="left" w:pos="916"/>
+          <w:tab w:val="left" w:pos="1832"/>
+          <w:tab w:val="left" w:pos="2748"/>
+          <w:tab w:val="left" w:pos="3664"/>
+          <w:tab w:val="left" w:pos="4580"/>
+          <w:tab w:val="left" w:pos="5496"/>
+          <w:tab w:val="left" w:pos="6412"/>
+          <w:tab w:val="left" w:pos="7328"/>
+          <w:tab w:val="left" w:pos="8244"/>
+          <w:tab w:val="left" w:pos="9160"/>
+          <w:tab w:val="left" w:pos="10076"/>
+          <w:tab w:val="left" w:pos="10992"/>
+          <w:tab w:val="left" w:pos="11908"/>
+          <w:tab w:val="left" w:pos="12824"/>
+          <w:tab w:val="left" w:pos="13740"/>
+          <w:tab w:val="left" w:pos="14656"/>
+        </w:tabs>
+        <w:rPr>
+          <w:rFonts w:ascii="Courier New" w:eastAsia="Times New Roman" w:hAnsi="Courier New" w:cs="Courier New"/>
+          <w:sz w:val="20"/>
+          <w:szCs w:val="20"/>
+        </w:rPr>
+      </w:pPr>
+      <w:r>
+        <w:rPr>
+          <w:rFonts w:ascii="Courier New" w:eastAsia="Times New Roman" w:hAnsi="Courier New" w:cs="Courier New"/>
+          <w:sz w:val="20"/>
+          <w:szCs w:val="20"/>
+        </w:rPr>
+        <w:t>Proposed classification:</w:t>
+      </w:r>
+    </w:p>
+    <w:p>
+      <w:pPr>
+        <w:tabs>
+          <w:tab w:val="left" w:pos="916"/>
+          <w:tab w:val="left" w:pos="1832"/>
+          <w:tab w:val="left" w:pos="2748"/>
+          <w:tab w:val="left" w:pos="3664"/>
+          <w:tab w:val="left" w:pos="4580"/>
+          <w:tab w:val="left" w:pos="5496"/>
+          <w:tab w:val="left" w:pos="6412"/>
+          <w:tab w:val="left" w:pos="7328"/>
+          <w:tab w:val="left" w:pos="8244"/>
+          <w:tab w:val="left" w:pos="9160"/>
+          <w:tab w:val="left" w:pos="10076"/>
+          <w:tab w:val="left" w:pos="10992"/>
+          <w:tab w:val="left" w:pos="11908"/>
+          <w:tab w:val="left" w:pos="12824"/>
+          <w:tab w:val="left" w:pos="13740"/>
+          <w:tab w:val="left" w:pos="14656"/>
+        </w:tabs>
+        <w:rPr>
+          <w:rFonts w:ascii="Courier New" w:eastAsia="Times New Roman" w:hAnsi="Courier New" w:cs="Courier New"/>
+          <w:sz w:val="20"/>
+          <w:szCs w:val="20"/>
+        </w:rPr>
+      </w:pPr>
+      <w:r>
+        <w:rPr>
+          <w:rFonts w:ascii="Courier New" w:eastAsia="Times New Roman" w:hAnsi="Courier New" w:cs="Courier New"/>
+          <w:sz w:val="20"/>
+          <w:szCs w:val="20"/>
+        </w:rPr>
+        <w:t>Expected Delete Difference</w:t>
+      </w:r>
+    </w:p>
+    <w:p>
+      <w:pPr>
+        <w:tabs>
+          <w:tab w:val="left" w:pos="916"/>
+          <w:tab w:val="left" w:pos="1832"/>
+          <w:tab w:val="left" w:pos="2748"/>
+          <w:tab w:val="left" w:pos="3664"/>
+          <w:tab w:val="left" w:pos="4580"/>
+          <w:tab w:val="left" w:pos="5496"/>
+          <w:tab w:val="left" w:pos="6412"/>
+          <w:tab w:val="left" w:pos="7328"/>
+          <w:tab w:val="left" w:pos="8244"/>
+          <w:tab w:val="left" w:pos="9160"/>
+          <w:tab w:val="left" w:pos="10076"/>
+          <w:tab w:val="left" w:pos="10992"/>
+          <w:tab w:val="left" w:pos="11908"/>
+          <w:tab w:val="left" w:pos="12824"/>
+          <w:tab w:val="left" w:pos="13740"/>
+          <w:tab w:val="left" w:pos="14656"/>
+        </w:tabs>
+        <w:rPr>
+          <w:rFonts w:ascii="Courier New" w:eastAsia="Times New Roman" w:hAnsi="Courier New" w:cs="Courier New"/>
+          <w:sz w:val="20"/>
+          <w:szCs w:val="20"/>
+        </w:rPr>
+      </w:pPr>
+      <w:r>
+        <w:rPr>
+          <w:rFonts w:ascii="Courier New" w:eastAsia="Times New Roman" w:hAnsi="Courier New" w:cs="Courier New"/>
+          <w:sz w:val="20"/>
+          <w:szCs w:val="20"/>
+        </w:rPr>
+        <w:t>rather than</w:t>
+      </w:r>
+    </w:p>
+    <w:p>
+      <w:pPr>
+        <w:tabs>
+          <w:tab w:val="left" w:pos="916"/>
+          <w:tab w:val="left" w:pos="1832"/>
+          <w:tab w:val="left" w:pos="2748"/>
+          <w:tab w:val="left" w:pos="3664"/>
+          <w:tab w:val="left" w:pos="4580"/>
+          <w:tab w:val="left" w:pos="5496"/>
+          <w:tab w:val="left" w:pos="6412"/>
+          <w:tab w:val="left" w:pos="7328"/>
+          <w:tab w:val="left" w:pos="8244"/>
+          <w:tab w:val="left" w:pos="9160"/>
+          <w:tab w:val="left" w:pos="10076"/>
+          <w:tab w:val="left" w:pos="10992"/>
+          <w:tab w:val="left" w:pos="11908"/>
+          <w:tab w:val="left" w:pos="12824"/>
+          <w:tab w:val="left" w:pos="13740"/>
+          <w:tab w:val="left" w:pos="14656"/>
+        </w:tabs>
+        <w:rPr>
+          <w:rFonts w:ascii="Courier New" w:eastAsia="Times New Roman" w:hAnsi="Courier New" w:cs="Courier New"/>
+          <w:sz w:val="20"/>
+          <w:szCs w:val="20"/>
+        </w:rPr>
+      </w:pPr>
+      <w:r>
+        <w:rPr>
+          <w:rFonts w:ascii="Courier New" w:eastAsia="Times New Roman" w:hAnsi="Courier New" w:cs="Courier New"/>
+          <w:sz w:val="20"/>
+          <w:szCs w:val="20"/>
+        </w:rPr>
+        <w:t>Missing in CDA</w:t>
+      </w:r>
+    </w:p>
+    <w:p>
+      <w:pPr>
+        <w:spacing w:before="100" w:beforeAutospacing="1" w:after="100" w:afterAutospacing="1"/>
+        <w:rPr>
+          <w:rFonts w:ascii="Times New Roman" w:eastAsia="Times New Roman" w:hAnsi="Times New Roman" w:cs="Times New Roman"/>
+        </w:rPr>
+      </w:pPr>
+      <w:r>
+        <w:rPr>
+          <w:rFonts w:ascii="Times New Roman" w:eastAsia="Times New Roman" w:hAnsi="Times New Roman" w:cs="Times New Roman"/>
+        </w:rPr>
+        <w:t>This confirmation is required before we finalise the reconciliation rules, as otherwise valid CDA deletions could be reported as data reconciliation failures.</w:t>
+      </w:r>
+    </w:p>
+    <w:p>
+      <w:pPr>
+        <w:spacing w:before="100" w:beforeAutospacing="1" w:afterAutospacing="1"/>
+        <w:rPr>
+          <w:rFonts w:ascii="Times New Roman" w:eastAsia="Times New Roman" w:hAnsi="Times New Roman" w:cs="Times New Roman"/>
+        </w:rPr>
+      </w:pPr>
       <w:bookmarkStart w:id="0" w:name="_GoBack"/>
       <w:bookmarkEnd w:id="0"/>
     </w:p>
+    <w:p/>
     <w:sectPr>
       <w:pgSz w:w="11900" w:h="16840"/>
       <w:pgMar w:top="1440" w:right="1440" w:bottom="1440" w:left="1440" w:header="708" w:footer="708" w:gutter="0"/>
@@ -3079,6 +4325,127 @@
     </w:sectPr>
   </w:body>
 </w:document>
+</file>
+
+<file path=word/numbering.xml><?xml version="1.0" encoding="utf-8"?>
+<w:numbering xmlns:wpc="http://schemas.microsoft.com/office/word/2010/wordprocessingCanvas" xmlns:cx="http://schemas.microsoft.com/office/drawing/2014/chartex" xmlns:cx1="http://schemas.microsoft.com/office/drawing/2015/9/8/chartex" xmlns:cx2="http://schemas.microsoft.com/office/drawing/2015/10/21/chartex" xmlns:cx3="http://schemas.microsoft.com/office/drawing/2016/5/9/chartex" xmlns:cx4="http://schemas.microsoft.com/office/drawing/2016/5/10/chartex" xmlns:cx5="http://schemas.microsoft.com/office/drawing/2016/5/11/chartex" xmlns:cx6="http://schemas.microsoft.com/office/drawing/2016/5/12/chartex" xmlns:cx7="http://schemas.microsoft.com/office/drawing/2016/5/13/chartex" xmlns:cx8="http://schemas.microsoft.com/office/drawing/2016/5/14/chartex" xmlns:mc="http://schemas.openxmlformats.org/markup-compatibility/2006" xmlns:aink="http://schemas.microsoft.com/office/drawing/2016/ink" xmlns:am3d="http://schemas.microsoft.com/office/drawing/2017/model3d" xmlns:o="urn:schemas-microsoft-com:office:office" xmlns:r="http://schemas.openxmlformats.org/officeDocument/2006/relationships" xmlns:m="http://schemas.openxmlformats.org/officeDocument/2006/math" xmlns:v="urn:schemas-microsoft-com:vml" xmlns:wp14="http://schemas.microsoft.com/office/word/2010/wordprocessingDrawing" xmlns:wp="http://schemas.openxmlformats.org/drawingml/2006/wordprocessingDrawing" xmlns:w10="urn:schemas-microsoft-com:office:word" xmlns:w="http://schemas.openxmlformats.org/wordprocessingml/2006/main" xmlns:w14="http://schemas.microsoft.com/office/word/2010/wordml" xmlns:w15="http://schemas.microsoft.com/office/word/2012/wordml" xmlns:w16cid="http://schemas.microsoft.com/office/word/2016/wordml/cid" xmlns:w16se="http://schemas.microsoft.com/office/word/2015/wordml/symex" xmlns:wpg="http://schemas.microsoft.com/office/word/2010/wordprocessingGroup" xmlns:wpi="http://schemas.microsoft.com/office/word/2010/wordprocessingInk" xmlns:wne="http://schemas.microsoft.com/office/word/2006/wordml" xmlns:wps="http://schemas.microsoft.com/office/word/2010/wordprocessingShape" mc:Ignorable="w14 w15 w16se w16cid wp14">
+  <w:abstractNum w:abstractNumId="0" w15:restartNumberingAfterBreak="0">
+    <w:nsid w:val="2F882D27"/>
+    <w:multiLevelType w:val="multilevel"/>
+    <w:tmpl w:val="F4A85586"/>
+    <w:lvl w:ilvl="0">
+      <w:start w:val="1"/>
+      <w:numFmt w:val="decimal"/>
+      <w:lvlText w:val="%1."/>
+      <w:lvlJc w:val="left"/>
+      <w:pPr>
+        <w:tabs>
+          <w:tab w:val="num" w:pos="720"/>
+        </w:tabs>
+        <w:ind w:left="720" w:hanging="360"/>
+      </w:pPr>
+    </w:lvl>
+    <w:lvl w:ilvl="1" w:tentative="1">
+      <w:start w:val="1"/>
+      <w:numFmt w:val="decimal"/>
+      <w:lvlText w:val="%2."/>
+      <w:lvlJc w:val="left"/>
+      <w:pPr>
+        <w:tabs>
+          <w:tab w:val="num" w:pos="1440"/>
+        </w:tabs>
+        <w:ind w:left="1440" w:hanging="360"/>
+      </w:pPr>
+    </w:lvl>
+    <w:lvl w:ilvl="2" w:tentative="1">
+      <w:start w:val="1"/>
+      <w:numFmt w:val="decimal"/>
+      <w:lvlText w:val="%3."/>
+      <w:lvlJc w:val="left"/>
+      <w:pPr>
+        <w:tabs>
+          <w:tab w:val="num" w:pos="2160"/>
+        </w:tabs>
+        <w:ind w:left="2160" w:hanging="360"/>
+      </w:pPr>
+    </w:lvl>
+    <w:lvl w:ilvl="3" w:tentative="1">
+      <w:start w:val="1"/>
+      <w:numFmt w:val="decimal"/>
+      <w:lvlText w:val="%4."/>
+      <w:lvlJc w:val="left"/>
+      <w:pPr>
+        <w:tabs>
+          <w:tab w:val="num" w:pos="2880"/>
+        </w:tabs>
+        <w:ind w:left="2880" w:hanging="360"/>
+      </w:pPr>
+    </w:lvl>
+    <w:lvl w:ilvl="4" w:tentative="1">
+      <w:start w:val="1"/>
+      <w:numFmt w:val="decimal"/>
+      <w:lvlText w:val="%5."/>
+      <w:lvlJc w:val="left"/>
+      <w:pPr>
+        <w:tabs>
+          <w:tab w:val="num" w:pos="3600"/>
+        </w:tabs>
+        <w:ind w:left="3600" w:hanging="360"/>
+      </w:pPr>
+    </w:lvl>
+    <w:lvl w:ilvl="5" w:tentative="1">
+      <w:start w:val="1"/>
+      <w:numFmt w:val="decimal"/>
+      <w:lvlText w:val="%6."/>
+      <w:lvlJc w:val="left"/>
+      <w:pPr>
+        <w:tabs>
+          <w:tab w:val="num" w:pos="4320"/>
+        </w:tabs>
+        <w:ind w:left="4320" w:hanging="360"/>
+      </w:pPr>
+    </w:lvl>
+    <w:lvl w:ilvl="6" w:tentative="1">
+      <w:start w:val="1"/>
+      <w:numFmt w:val="decimal"/>
+      <w:lvlText w:val="%7."/>
+      <w:lvlJc w:val="left"/>
+      <w:pPr>
+        <w:tabs>
+          <w:tab w:val="num" w:pos="5040"/>
+        </w:tabs>
+        <w:ind w:left="5040" w:hanging="360"/>
+      </w:pPr>
+    </w:lvl>
+    <w:lvl w:ilvl="7" w:tentative="1">
+      <w:start w:val="1"/>
+      <w:numFmt w:val="decimal"/>
+      <w:lvlText w:val="%8."/>
+      <w:lvlJc w:val="left"/>
+      <w:pPr>
+        <w:tabs>
+          <w:tab w:val="num" w:pos="5760"/>
+        </w:tabs>
+        <w:ind w:left="5760" w:hanging="360"/>
+      </w:pPr>
+    </w:lvl>
+    <w:lvl w:ilvl="8" w:tentative="1">
+      <w:start w:val="1"/>
+      <w:numFmt w:val="decimal"/>
+      <w:lvlText w:val="%9."/>
+      <w:lvlJc w:val="left"/>
+      <w:pPr>
+        <w:tabs>
+          <w:tab w:val="num" w:pos="6480"/>
+        </w:tabs>
+        <w:ind w:left="6480" w:hanging="360"/>
+      </w:pPr>
+    </w:lvl>
+  </w:abstractNum>
+  <w:num w:numId="1">
+    <w:abstractNumId w:val="0"/>
+  </w:num>
+</w:numbering>
 </file>
 
 <file path=word/styles.xml><?xml version="1.0" encoding="utf-8"?>
